--- a/Coding Manual.docx
+++ b/Coding Manual.docx
@@ -677,7 +677,7 @@
           <w:rFonts w:hint="eastAsia"/>
           <w:color w:val="auto"/>
         </w:rPr>
-        <w:t>(2) Insufficient (activity referenced, connection not established). The document refers to an activity resembling the indicator's subject matter, but the archived evidence does not establish that it involves the health-related data or the wearable-device context under analysis, or does not provide enough information to judge whether the safeguard is complete. Such cases are recorded as "insufficient to determine" and are not coded × as non-compliance.</w:t>
+        <w:t>(2) Insufficient (activity referenced, connection not established). The document refers to an activity resembling the indicator's subject matter, but the archived evidence does not establish that it involves the health-related data or the wearable-device context under analysis, or does not provide enough information to judge whether the safeguard is complete. Such cases are recorded as "insufficient to determine" and are not coded × as absent documentary coverage.</w:t>
       </w:r>
     </w:p>
     <w:p>
@@ -693,7 +693,7 @@
           <w:rFonts w:hint="eastAsia"/>
           <w:color w:val="auto"/>
         </w:rPr>
-        <w:t>(3) Not applicable (N/A). The available documents do not establish that the presupposed activity occurs. The case is coded N/A and is excluded from the indicator's denominator. Documentary silence is never treated as non-compliance.</w:t>
+        <w:t>(3) Not applicable (N/A). The available documents do not establish that the presupposed activity occurs. The case is coded N/A and is excluded from the indicator's denominator. Documentary silence is never treated as absent documentary coverage.</w:t>
       </w:r>
     </w:p>
     <w:p>
@@ -715,14 +715,14 @@
         <w:rPr>
           <w:rFonts w:hint="eastAsia"/>
         </w:rPr>
-        <w:t>×</w:t>
+        <w:t>× ("not addressed / absent documentary coverage") may be assigned only in state (1), where the activity is established and the required disclosure or mechanism is nevertheless absent. A missing mechanism must never be inferred from documentary silence alone.</w:t>
       </w:r>
       <w:r>
         <w:rPr>
           <w:rFonts w:hint="eastAsia"/>
           <w:color w:val="auto"/>
         </w:rPr>
-        <w:t xml:space="preserve"> ("absent/non-compliance") may be assigned only in state (1), where the activity is established and the required disclosure or mechanism is nevertheless absent. A missing mechanism must never be inferred from documentary silence alone.</w:t>
+        <w:t xml:space="preserve"/>
       </w:r>
     </w:p>
     <w:p>
@@ -797,7 +797,7 @@
           <w:b/>
           <w:bCs/>
         </w:rPr>
-        <w:t>Non-consent-basis rule. Consent-based indicators are assessed only where consent is the applicable lawful basis. The PIPL permits other lawful bases under Article 13, and the absence of consent language must not be coded as non-compliance where the cited processing demonstrably rests on another basis. Where the archived material does not identify another lawful basis, coders record that uncertainty rather than assuming either consent or illegality.</w:t>
+        <w:t>Non-consent-basis rule. Consent-based indicators are assessed only where consent is the applicable lawful basis. The PIPL permits other lawful bases under Article 13, and the absence of consent language must not be coded as absent documentary coverage for a consent safeguard where the cited processing demonstrably rests on another basis. Where the archived material does not identify another lawful basis, coders record that uncertainty rather than assuming either consent or illegality.</w:t>
       </w:r>
     </w:p>
     <w:bookmarkEnd w:id="7"/>
@@ -825,7 +825,7 @@
         </w:numPr>
       </w:pPr>
       <w:r>
-        <w:t>○ cells are treated neither as fully compliant nor as fully non-compliant. In aggregation they are counted in the denominator but not in the numerator.</w:t>
+        <w:t>○ cells are treated as partial documentary coverage, neither full nor absent documentary coverage. In aggregation they are counted in the denominator but not in the numerator.</w:t>
       </w:r>
     </w:p>
     <w:bookmarkEnd w:id="8"/>
@@ -853,7 +853,7 @@
         </w:numPr>
       </w:pPr>
       <w:r>
-        <w:t>Each case was coded independently by at least two coders: Jinrong Yang (doctoral candidate in ethics) and Bin Shao (doctor of law).</w:t>
+        <w:t>Each case was coded independently by two coders: Jinrong Yang (doctoral candidate in ethics) and Bin Shao (doctor of law).</w:t>
       </w:r>
     </w:p>
     <w:p>
@@ -4176,7 +4176,7 @@
         <w:rPr>
           <w:rFonts w:hint="eastAsia"/>
         </w:rPr>
-        <w:t>All 14 indicators are evaluated for each of the 18 device–document cases after case-level applicability review. For conditional indicators (in particular D1 and D2), each case is first assigned to one of the three applicability states defined in Section 3.3. Cases coded N/A are excluded from the indicator's denominator; cases recorded as insufficient to determine are reported separately and are not coded ×. Documentary silence is never treated as non-compliance.</w:t>
+        <w:t>All 14 indicators are evaluated for each of the 18 device–document cases after case-level applicability review. For conditional indicators (in particular D1 and D2), each case is first assigned to one of the three applicability states defined in Section 3.3. Cases coded N/A are excluded from the indicator's denominator; cases recorded as insufficient to determine are reported separately and are not coded ×. Documentary silence is never treated as absent documentary coverage.</w:t>
       </w:r>
     </w:p>
     <w:p>
